--- a/tillsyn/A 5414-2025 tillsynsbegäran.docx
+++ b/tillsyn/A 5414-2025 tillsynsbegäran.docx
@@ -35,7 +35,7 @@
     </w:p>
     <w:p>
       <w:r>
-        <w:t>I avverkningsanmälan har följande 6 naturvårdsarter hittats: ostticka (VU), spillkråka (NT, §4), tallticka (NT), talltita (NT, §4), grön sköldmossa (S, §8) och kungsfågel (§4). Av dessa är 4 rödlistade. För rödlistade arter har rödlistekategorin angivits inom parentes. Arter som är signalarter enligt Skogsstyrelsen har markerats med (S). För fridlysta arter anges även paragrafen i Artskyddsförordningen som arten är fridlyst enligt.</w:t>
+        <w:t>I avverkningsanmälan har följande 7 naturvårdsarter hittats: ostticka (VU), mindre hackspett (NT, §4), spillkråka (NT, §4), tallticka (NT), talltita (NT, §4), grön sköldmossa (S, §8) och kungsfågel (§4). Av dessa är 5 rödlistade. För rödlistade arter har rödlistekategorin angivits inom parentes. Arter som är signalarter enligt Skogsstyrelsen har markerats med (S). För fridlysta arter anges även paragrafen i Artskyddsförordningen som arten är fridlyst enligt.</w:t>
       </w:r>
     </w:p>
     <w:p>
@@ -50,7 +50,7 @@
       <w:r>
         <w:drawing>
           <wp:inline xmlns:a="http://schemas.openxmlformats.org/drawingml/2006/main" xmlns:pic="http://schemas.openxmlformats.org/drawingml/2006/picture">
-            <wp:extent cx="5486400" cy="4747761"/>
+            <wp:extent cx="5486400" cy="4703258"/>
             <wp:docPr id="1" name="Picture 1"/>
             <wp:cNvGraphicFramePr>
               <a:graphicFrameLocks noChangeAspect="1"/>
@@ -71,7 +71,7 @@
                   <pic:spPr>
                     <a:xfrm>
                       <a:off x="0" y="0"/>
-                      <a:ext cx="5486400" cy="4747761"/>
+                      <a:ext cx="5486400" cy="4703258"/>
                     </a:xfrm>
                     <a:prstGeom prst="rect"/>
                   </pic:spPr>
@@ -111,7 +111,7 @@
     </w:p>
     <w:p>
       <w:r>
-        <w:t>Följande fridlysta arter har sina livsmiljöer och växtplatser i den avverkningsanmälda skogen: spillkråka (NT, §4), talltita (NT, §4), grön sköldmossa (S, §8) och kungsfågel (§4).</w:t>
+        <w:t>Följande fridlysta arter har sina livsmiljöer och växtplatser i den avverkningsanmälda skogen: mindre hackspett (NT, §4), spillkråka (NT, §4), talltita (NT, §4), grön sköldmossa (S, §8) och kungsfågel (§4).</w:t>
       </w:r>
     </w:p>
     <w:p>
@@ -137,6 +137,17 @@
       </w:r>
       <w:r>
         <w:t xml:space="preserve"> omfattas av EU:s art- och habitatdirektiv bilaga 2 vilket innebär att det är en prioriterad art och att det finns ett uttalat intresse inom Europeiska unionen att bevara arten. Grön sköldmossa kräver skog som har ett speciellt mikroklimat med hög och jämn luftfuktighet i kombination med rik tillgång på död ved (Nitare, 2019). I praktiken handlar det om åtminstone 50 meter med skyddande skog för att undvika uttorkning av marken (Hallingbäck, personligt meddelande 2022-02-24). Grön sköldmossa är en ansvarsart för Sverige då en särskilt stor andel av Europas population finns i landet. Mark- och miljööverdomstolen (MÖD) har i mål nr M 2019-20 (18 februari 2019) slagit fast att grön sköldmossa (§8) är dispenspliktig och att exemplar av arten inte får skadas utan dispens (MÖD, mål nr M 2019-20).</w:t>
+      </w:r>
+    </w:p>
+    <w:p>
+      <w:r>
+        <w:rPr>
+          <w:b/>
+        </w:rPr>
+        <w:t>Mindre hackspett (NT, §4)</w:t>
+      </w:r>
+      <w:r>
+        <w:t xml:space="preserve"> är rödlistad som nära hotad, fridlyst och prioriterad art i Skogsvårdslagen. Minskningstakten har uppgått till 25 (10–40) % under de senaste 15 åren och bedöms vara nära gränsvärdet för Sårbar (VU). (A2bc). Arten har stora revir och höga krav när det gäller förekomst av lövskog på landskapsnivå. För att häcka framgångsrikt behöver ett par cirka 40 ha äldre lövdominerad skog inom ett område på upp till 200 ha. Under vintern kan födosök även ske i äldre grandominerad skog (SLU Artdatabanken, 2021 &amp; Skogsstyrelsen, 2016).</w:t>
       </w:r>
     </w:p>
     <w:p>
@@ -363,6 +374,70 @@
         <w:pStyle w:val="Heading1"/>
       </w:pPr>
       <w:r>
+        <w:t>Mindre hackspett – ekologi samt krav på livsmiljön</w:t>
+      </w:r>
+    </w:p>
+    <w:p>
+      <w:r>
+        <w:t>Mindre hackspett (NT) är rödlistad som nära hotad, fridlyst och prioriterad art i Skogsvårdslagen. Minskningstakten har uppgått till 25 (10–40) % under de senaste 15 åren och bedöms vara nära gränsvärdet för Sårbar (VU). (A2bc). (SLU Artdatabanken 2021).</w:t>
+      </w:r>
+    </w:p>
+    <w:p>
+      <w:r>
+        <w:t>Den mindre hackspetten lever i löv- och blandskog med förekomst av äldre lövträd, gärna ädellövträd i södra Sverige. Norrut förekommer arten i gamla löv- och blandskogar med al, björk och asp. Ett mycket glest bestånd förekommer i fjällbjörkskogen. Under vintern kan födosök ske även i äldre grandominerad skog, troligen för att den ger bättre skydd mot rovdjur och rovfåglar än ren lövskog. (SLU Artdatabanken, 2021).</w:t>
+      </w:r>
+    </w:p>
+    <w:p>
+      <w:r>
+        <w:t>Arten har stora revir och höga krav när det gäller förekomst av lövskog på landskapsnivå. För att häcka framgångsrikt behöver ett par cirka 40 ha äldre lövdominerad skog inom ett område på upp till 200 ha. Under vintern utsträcks födosöket till ett större område på flera hundra hektar, men varje individ återvänder till samma natthål kväll efter kväll. Arten häckar i murkna lövträdsstammar eller stubbar (oftast klibbal eller björk), vanligen 3–7 meter över marken. Ett nytt bohål hackas ut varje vår (Skogsstyrelsen, 2016 &amp; SLU Artdatabanken, 2021).</w:t>
+      </w:r>
+    </w:p>
+    <w:p>
+      <w:r>
+        <w:t>Den mindre hackspetten missgynnas av gallring i löv- och blandskogar, om lövträd tas bort. Vidare så missgynnas arten starkt genom avverkning av äldre lövträd, dränering och avverkning av al- och björkkärr, röjning eller gallring av täta strandskogar, alkärr samt borttagande av murkna träd och grenar. Nedhuggning av äldre hagmarksbjörkar och alar är också negativt. Arten hotas dessutom av biobränsleuttag i gamla inägomarker och andra lövskogar (Skogsstyrelsen, 2016 &amp; SLU Artdatabanken, 2021).</w:t>
+      </w:r>
+    </w:p>
+    <w:p>
+      <w:pPr>
+        <w:pStyle w:val="Heading2"/>
+      </w:pPr>
+      <w:r>
+        <w:t>Referenser – mindre hackspett</w:t>
+      </w:r>
+    </w:p>
+    <w:p>
+      <w:r>
+        <w:t xml:space="preserve">Skogsstyrelsen, 2016. </w:t>
+      </w:r>
+      <w:r>
+        <w:rPr>
+          <w:i/>
+        </w:rPr>
+        <w:t xml:space="preserve">Vägledning för hänsyn till mindre hackspett. </w:t>
+      </w:r>
+      <w:r>
+        <w:t>https://www.skogsstyrelsen.se/globalassets/lag-och-tillsyn/artskydd/vagledningar-for-hansyn-till-faglar/mindre-hackspett-vagledning-hansyn2.pdf</w:t>
+      </w:r>
+    </w:p>
+    <w:p>
+      <w:r>
+        <w:t xml:space="preserve">SLU Artdatabanken, 2021. </w:t>
+      </w:r>
+      <w:r>
+        <w:rPr>
+          <w:i/>
+        </w:rPr>
+        <w:t xml:space="preserve">Artfaktablad. Naturvård – artfakta. </w:t>
+      </w:r>
+      <w:r>
+        <w:t>SLU Artdatabanken, Uppsala</w:t>
+      </w:r>
+    </w:p>
+    <w:p>
+      <w:pPr>
+        <w:pStyle w:val="Heading1"/>
+      </w:pPr>
+      <w:r>
         <w:t>Spillkråka – ekologi samt krav på livsmiljön</w:t>
       </w:r>
     </w:p>
@@ -646,7 +721,7 @@
     <w:r>
       <w:tab/>
       <w:tab/>
-      <w:t>2025-03-12</w:t>
+      <w:t>2025-03-13</w:t>
       <w:br/>
       <w:br/>
     </w:r>

--- a/tillsyn/A 5414-2025 tillsynsbegäran.docx
+++ b/tillsyn/A 5414-2025 tillsynsbegäran.docx
@@ -721,7 +721,7 @@
     <w:r>
       <w:tab/>
       <w:tab/>
-      <w:t>2025-03-13</w:t>
+      <w:t>2025-03-14</w:t>
       <w:br/>
       <w:br/>
     </w:r>

--- a/tillsyn/A 5414-2025 tillsynsbegäran.docx
+++ b/tillsyn/A 5414-2025 tillsynsbegäran.docx
@@ -721,7 +721,7 @@
     <w:r>
       <w:tab/>
       <w:tab/>
-      <w:t>2025-03-14</w:t>
+      <w:t>2025-03-15</w:t>
       <w:br/>
       <w:br/>
     </w:r>

--- a/tillsyn/A 5414-2025 tillsynsbegäran.docx
+++ b/tillsyn/A 5414-2025 tillsynsbegäran.docx
@@ -721,7 +721,7 @@
     <w:r>
       <w:tab/>
       <w:tab/>
-      <w:t>2025-03-15</w:t>
+      <w:t>2025-03-16</w:t>
       <w:br/>
       <w:br/>
     </w:r>

--- a/tillsyn/A 5414-2025 tillsynsbegäran.docx
+++ b/tillsyn/A 5414-2025 tillsynsbegäran.docx
@@ -721,7 +721,7 @@
     <w:r>
       <w:tab/>
       <w:tab/>
-      <w:t>2025-03-16</w:t>
+      <w:t>2025-03-17</w:t>
       <w:br/>
       <w:br/>
     </w:r>

--- a/tillsyn/A 5414-2025 tillsynsbegäran.docx
+++ b/tillsyn/A 5414-2025 tillsynsbegäran.docx
@@ -721,7 +721,7 @@
     <w:r>
       <w:tab/>
       <w:tab/>
-      <w:t>2025-03-17</w:t>
+      <w:t>2025-03-18</w:t>
       <w:br/>
       <w:br/>
     </w:r>

--- a/tillsyn/A 5414-2025 tillsynsbegäran.docx
+++ b/tillsyn/A 5414-2025 tillsynsbegäran.docx
@@ -721,7 +721,7 @@
     <w:r>
       <w:tab/>
       <w:tab/>
-      <w:t>2025-03-18</w:t>
+      <w:t>2025-03-19</w:t>
       <w:br/>
       <w:br/>
     </w:r>

--- a/tillsyn/A 5414-2025 tillsynsbegäran.docx
+++ b/tillsyn/A 5414-2025 tillsynsbegäran.docx
@@ -721,7 +721,7 @@
     <w:r>
       <w:tab/>
       <w:tab/>
-      <w:t>2025-03-19</w:t>
+      <w:t>2025-03-20</w:t>
       <w:br/>
       <w:br/>
     </w:r>

--- a/tillsyn/A 5414-2025 tillsynsbegäran.docx
+++ b/tillsyn/A 5414-2025 tillsynsbegäran.docx
@@ -721,7 +721,7 @@
     <w:r>
       <w:tab/>
       <w:tab/>
-      <w:t>2025-03-20</w:t>
+      <w:t>2025-03-21</w:t>
       <w:br/>
       <w:br/>
     </w:r>

--- a/tillsyn/A 5414-2025 tillsynsbegäran.docx
+++ b/tillsyn/A 5414-2025 tillsynsbegäran.docx
@@ -721,7 +721,7 @@
     <w:r>
       <w:tab/>
       <w:tab/>
-      <w:t>2025-03-21</w:t>
+      <w:t>2025-03-22</w:t>
       <w:br/>
       <w:br/>
     </w:r>

--- a/tillsyn/A 5414-2025 tillsynsbegäran.docx
+++ b/tillsyn/A 5414-2025 tillsynsbegäran.docx
@@ -721,7 +721,7 @@
     <w:r>
       <w:tab/>
       <w:tab/>
-      <w:t>2025-03-22</w:t>
+      <w:t>2025-03-23</w:t>
       <w:br/>
       <w:br/>
     </w:r>

--- a/tillsyn/A 5414-2025 tillsynsbegäran.docx
+++ b/tillsyn/A 5414-2025 tillsynsbegäran.docx
@@ -721,7 +721,7 @@
     <w:r>
       <w:tab/>
       <w:tab/>
-      <w:t>2025-03-23</w:t>
+      <w:t>2025-03-24</w:t>
       <w:br/>
       <w:br/>
     </w:r>

--- a/tillsyn/A 5414-2025 tillsynsbegäran.docx
+++ b/tillsyn/A 5414-2025 tillsynsbegäran.docx
@@ -721,7 +721,7 @@
     <w:r>
       <w:tab/>
       <w:tab/>
-      <w:t>2025-03-24</w:t>
+      <w:t>2025-03-25</w:t>
       <w:br/>
       <w:br/>
     </w:r>

--- a/tillsyn/A 5414-2025 tillsynsbegäran.docx
+++ b/tillsyn/A 5414-2025 tillsynsbegäran.docx
@@ -721,7 +721,7 @@
     <w:r>
       <w:tab/>
       <w:tab/>
-      <w:t>2025-03-25</w:t>
+      <w:t>2025-03-26</w:t>
       <w:br/>
       <w:br/>
     </w:r>

--- a/tillsyn/A 5414-2025 tillsynsbegäran.docx
+++ b/tillsyn/A 5414-2025 tillsynsbegäran.docx
@@ -721,7 +721,7 @@
     <w:r>
       <w:tab/>
       <w:tab/>
-      <w:t>2025-03-26</w:t>
+      <w:t>2025-03-27</w:t>
       <w:br/>
       <w:br/>
     </w:r>

--- a/tillsyn/A 5414-2025 tillsynsbegäran.docx
+++ b/tillsyn/A 5414-2025 tillsynsbegäran.docx
@@ -721,7 +721,7 @@
     <w:r>
       <w:tab/>
       <w:tab/>
-      <w:t>2025-03-27</w:t>
+      <w:t>2025-03-28</w:t>
       <w:br/>
       <w:br/>
     </w:r>

--- a/tillsyn/A 5414-2025 tillsynsbegäran.docx
+++ b/tillsyn/A 5414-2025 tillsynsbegäran.docx
@@ -721,7 +721,7 @@
     <w:r>
       <w:tab/>
       <w:tab/>
-      <w:t>2025-04-02</w:t>
+      <w:t>2025-04-03</w:t>
       <w:br/>
       <w:br/>
     </w:r>

--- a/tillsyn/A 5414-2025 tillsynsbegäran.docx
+++ b/tillsyn/A 5414-2025 tillsynsbegäran.docx
@@ -721,7 +721,7 @@
     <w:r>
       <w:tab/>
       <w:tab/>
-      <w:t>2025-04-03</w:t>
+      <w:t>2025-04-05</w:t>
       <w:br/>
       <w:br/>
     </w:r>

--- a/tillsyn/A 5414-2025 tillsynsbegäran.docx
+++ b/tillsyn/A 5414-2025 tillsynsbegäran.docx
@@ -721,7 +721,7 @@
     <w:r>
       <w:tab/>
       <w:tab/>
-      <w:t>2025-04-05</w:t>
+      <w:t>2025-04-06</w:t>
       <w:br/>
       <w:br/>
     </w:r>

--- a/tillsyn/A 5414-2025 tillsynsbegäran.docx
+++ b/tillsyn/A 5414-2025 tillsynsbegäran.docx
@@ -721,7 +721,7 @@
     <w:r>
       <w:tab/>
       <w:tab/>
-      <w:t>2025-04-06</w:t>
+      <w:t>2025-04-07</w:t>
       <w:br/>
       <w:br/>
     </w:r>

--- a/tillsyn/A 5414-2025 tillsynsbegäran.docx
+++ b/tillsyn/A 5414-2025 tillsynsbegäran.docx
@@ -721,7 +721,7 @@
     <w:r>
       <w:tab/>
       <w:tab/>
-      <w:t>2025-04-07</w:t>
+      <w:t>2025-04-08</w:t>
       <w:br/>
       <w:br/>
     </w:r>

--- a/tillsyn/A 5414-2025 tillsynsbegäran.docx
+++ b/tillsyn/A 5414-2025 tillsynsbegäran.docx
@@ -721,7 +721,7 @@
     <w:r>
       <w:tab/>
       <w:tab/>
-      <w:t>2025-04-08</w:t>
+      <w:t>2025-04-09</w:t>
       <w:br/>
       <w:br/>
     </w:r>

--- a/tillsyn/A 5414-2025 tillsynsbegäran.docx
+++ b/tillsyn/A 5414-2025 tillsynsbegäran.docx
@@ -99,6 +99,17 @@
       </w:r>
       <w:r>
         <w:t>växer huvudsakligen på grova granlågor i urskogsartad barrskog. Växtplatserna ligger vanligtvis i brandrefugiala områden med relativt hög luftfuktighet där skogen under lång tid haft en intern beståndsdynamik med successivt avdöende träd. Alla skogsskötselåtgärder på eller i omedelbar närhet av lokalerna inverkar negativt på artens fortlevnad (SLU Artdatabanken, 2024; Nitare &amp; Skogsstyrelsen, 2019).</w:t>
+      </w:r>
+    </w:p>
+    <w:p>
+      <w:r>
+        <w:rPr>
+          <w:b/>
+        </w:rPr>
+        <w:t xml:space="preserve">Tallticka (NT) </w:t>
+      </w:r>
+      <w:r>
+        <w:t>uppträder först på tallar som är 100–150 år gamla men är vanligast på träd som är runt 150–200 år eller äldre. I skogslandskapet är den främst knuten till tallnaturskogar och restbiotoper med biologiskt gamla träd och signalerar vanligtvis skyddsvärda tallbestånd med höga naturvärden (SLU Artdatabanken, 2023; Nitare &amp; Skogsstyrelsen, 2019).</w:t>
       </w:r>
     </w:p>
     <w:p>
@@ -331,9 +342,6 @@
       </w:r>
     </w:p>
     <w:p>
-      <w:pPr>
-        <w:pStyle w:val="Heading3"/>
-      </w:pPr>
       <w:r>
         <w:t>Hallingbäck, personligt meddelande 2022-02-24</w:t>
       </w:r>
@@ -483,7 +491,7 @@
     </w:p>
     <w:p>
       <w:r>
-        <w:t xml:space="preserve">Talltita är rödlistad som NT, fridlyst och prioriterad art i Skogsvårdslagen. Den omfattas av EU:s fågeldirektiv. Arten har minskat kraftigt de senaste 30 åren och minskningstakten innevarande 10-årsperiod beräknas till 20 (10–30) % (SLU Artdatabanken, 2022). </w:t>
+        <w:t>Talltita är rödlistad som NT, fridlyst och prioriterad art i Skogsvårdslagen. Den omfattas av EU:s fågeldirektiv. Arten har minskat kraftigt de senaste 30 åren och minskningstakten innevarande 10-årsperiod beräknas till 20 (10–30) % (SLU Artdatabanken, 2022).</w:t>
       </w:r>
     </w:p>
     <w:p>
@@ -520,7 +528,7 @@
         <w:t xml:space="preserve">Differential demographic responses of sympatric Parids to vegetation management in boreal forest. </w:t>
       </w:r>
       <w:r>
-        <w:t xml:space="preserve">For. Ecol. Manage. 319, 169–175. </w:t>
+        <w:t>For. Ecol. Manage. 319, 169–175.</w:t>
       </w:r>
     </w:p>
     <w:p>
@@ -534,7 +542,7 @@
         <w:t xml:space="preserve">Coherence, composition and territories of winter social groups of the Willow Tit Parus montanus and the Crested Tit P. cristatus. </w:t>
       </w:r>
       <w:r>
-        <w:t xml:space="preserve">Ornis Scandinavica, 10, pp 56–68 </w:t>
+        <w:t>Ornis Scandinavica, 10, pp 56–68</w:t>
       </w:r>
     </w:p>
     <w:p>
@@ -548,7 +556,7 @@
         <w:t xml:space="preserve">Impact of forestry practices on fitness correlates and population productivity in an open-nesting bird species. </w:t>
       </w:r>
       <w:r>
-        <w:t xml:space="preserve">Conserv. Biol. 21, 767–774. https://doi.org/10.1111/j.1523- 1739.2007.00675.x </w:t>
+        <w:t>Conserv. Biol. 21, 767–774. https://doi.org/10.1111/j.1523- 1739.2007.00675.x</w:t>
       </w:r>
     </w:p>
     <w:p>
@@ -721,7 +729,7 @@
     <w:r>
       <w:tab/>
       <w:tab/>
-      <w:t>2025-04-09</w:t>
+      <w:t>2025-04-10</w:t>
       <w:br/>
       <w:br/>
     </w:r>

--- a/tillsyn/A 5414-2025 tillsynsbegäran.docx
+++ b/tillsyn/A 5414-2025 tillsynsbegäran.docx
@@ -729,7 +729,7 @@
     <w:r>
       <w:tab/>
       <w:tab/>
-      <w:t>2025-04-10</w:t>
+      <w:t>2025-04-11</w:t>
       <w:br/>
       <w:br/>
     </w:r>

--- a/tillsyn/A 5414-2025 tillsynsbegäran.docx
+++ b/tillsyn/A 5414-2025 tillsynsbegäran.docx
@@ -729,7 +729,7 @@
     <w:r>
       <w:tab/>
       <w:tab/>
-      <w:t>2025-04-11</w:t>
+      <w:t>2025-04-12</w:t>
       <w:br/>
       <w:br/>
     </w:r>

--- a/tillsyn/A 5414-2025 tillsynsbegäran.docx
+++ b/tillsyn/A 5414-2025 tillsynsbegäran.docx
@@ -729,7 +729,7 @@
     <w:r>
       <w:tab/>
       <w:tab/>
-      <w:t>2025-04-12</w:t>
+      <w:t>2025-04-13</w:t>
       <w:br/>
       <w:br/>
     </w:r>

--- a/tillsyn/A 5414-2025 tillsynsbegäran.docx
+++ b/tillsyn/A 5414-2025 tillsynsbegäran.docx
@@ -729,7 +729,7 @@
     <w:r>
       <w:tab/>
       <w:tab/>
-      <w:t>2025-04-13</w:t>
+      <w:t>2025-04-14</w:t>
       <w:br/>
       <w:br/>
     </w:r>

--- a/tillsyn/A 5414-2025 tillsynsbegäran.docx
+++ b/tillsyn/A 5414-2025 tillsynsbegäran.docx
@@ -729,7 +729,7 @@
     <w:r>
       <w:tab/>
       <w:tab/>
-      <w:t>2025-04-14</w:t>
+      <w:t>2025-04-15</w:t>
       <w:br/>
       <w:br/>
     </w:r>

--- a/tillsyn/A 5414-2025 tillsynsbegäran.docx
+++ b/tillsyn/A 5414-2025 tillsynsbegäran.docx
@@ -729,7 +729,7 @@
     <w:r>
       <w:tab/>
       <w:tab/>
-      <w:t>2025-04-15</w:t>
+      <w:t>2025-04-16</w:t>
       <w:br/>
       <w:br/>
     </w:r>

--- a/tillsyn/A 5414-2025 tillsynsbegäran.docx
+++ b/tillsyn/A 5414-2025 tillsynsbegäran.docx
@@ -729,7 +729,7 @@
     <w:r>
       <w:tab/>
       <w:tab/>
-      <w:t>2025-04-16</w:t>
+      <w:t>2025-04-17</w:t>
       <w:br/>
       <w:br/>
     </w:r>

--- a/tillsyn/A 5414-2025 tillsynsbegäran.docx
+++ b/tillsyn/A 5414-2025 tillsynsbegäran.docx
@@ -729,7 +729,7 @@
     <w:r>
       <w:tab/>
       <w:tab/>
-      <w:t>2025-04-17</w:t>
+      <w:t>2025-04-18</w:t>
       <w:br/>
       <w:br/>
     </w:r>

--- a/tillsyn/A 5414-2025 tillsynsbegäran.docx
+++ b/tillsyn/A 5414-2025 tillsynsbegäran.docx
@@ -729,7 +729,7 @@
     <w:r>
       <w:tab/>
       <w:tab/>
-      <w:t>2025-05-03</w:t>
+      <w:t>2025-05-04</w:t>
       <w:br/>
       <w:br/>
     </w:r>

--- a/tillsyn/A 5414-2025 tillsynsbegäran.docx
+++ b/tillsyn/A 5414-2025 tillsynsbegäran.docx
@@ -729,7 +729,7 @@
     <w:r>
       <w:tab/>
       <w:tab/>
-      <w:t>2025-05-04</w:t>
+      <w:t>2025-05-06</w:t>
       <w:br/>
       <w:br/>
     </w:r>

--- a/tillsyn/A 5414-2025 tillsynsbegäran.docx
+++ b/tillsyn/A 5414-2025 tillsynsbegäran.docx
@@ -729,7 +729,7 @@
     <w:r>
       <w:tab/>
       <w:tab/>
-      <w:t>2025-05-06</w:t>
+      <w:t>2025-05-07</w:t>
       <w:br/>
       <w:br/>
     </w:r>

--- a/tillsyn/A 5414-2025 tillsynsbegäran.docx
+++ b/tillsyn/A 5414-2025 tillsynsbegäran.docx
@@ -729,7 +729,7 @@
     <w:r>
       <w:tab/>
       <w:tab/>
-      <w:t>2025-05-07</w:t>
+      <w:t>2025-05-08</w:t>
       <w:br/>
       <w:br/>
     </w:r>

--- a/tillsyn/A 5414-2025 tillsynsbegäran.docx
+++ b/tillsyn/A 5414-2025 tillsynsbegäran.docx
@@ -729,7 +729,7 @@
     <w:r>
       <w:tab/>
       <w:tab/>
-      <w:t>2025-05-08</w:t>
+      <w:t>2025-05-09</w:t>
       <w:br/>
       <w:br/>
     </w:r>

--- a/tillsyn/A 5414-2025 tillsynsbegäran.docx
+++ b/tillsyn/A 5414-2025 tillsynsbegäran.docx
@@ -729,7 +729,7 @@
     <w:r>
       <w:tab/>
       <w:tab/>
-      <w:t>2025-05-09</w:t>
+      <w:t>2025-05-10</w:t>
       <w:br/>
       <w:br/>
     </w:r>

--- a/tillsyn/A 5414-2025 tillsynsbegäran.docx
+++ b/tillsyn/A 5414-2025 tillsynsbegäran.docx
@@ -729,7 +729,7 @@
     <w:r>
       <w:tab/>
       <w:tab/>
-      <w:t>2025-05-10</w:t>
+      <w:t>2025-05-11</w:t>
       <w:br/>
       <w:br/>
     </w:r>

--- a/tillsyn/A 5414-2025 tillsynsbegäran.docx
+++ b/tillsyn/A 5414-2025 tillsynsbegäran.docx
@@ -729,7 +729,7 @@
     <w:r>
       <w:tab/>
       <w:tab/>
-      <w:t>2025-05-11</w:t>
+      <w:t>2025-05-12</w:t>
       <w:br/>
       <w:br/>
     </w:r>

--- a/tillsyn/A 5414-2025 tillsynsbegäran.docx
+++ b/tillsyn/A 5414-2025 tillsynsbegäran.docx
@@ -729,7 +729,7 @@
     <w:r>
       <w:tab/>
       <w:tab/>
-      <w:t>2025-05-12</w:t>
+      <w:t>2025-05-13</w:t>
       <w:br/>
       <w:br/>
     </w:r>

--- a/tillsyn/A 5414-2025 tillsynsbegäran.docx
+++ b/tillsyn/A 5414-2025 tillsynsbegäran.docx
@@ -729,7 +729,7 @@
     <w:r>
       <w:tab/>
       <w:tab/>
-      <w:t>2025-05-13</w:t>
+      <w:t>2025-05-14</w:t>
       <w:br/>
       <w:br/>
     </w:r>

--- a/tillsyn/A 5414-2025 tillsynsbegäran.docx
+++ b/tillsyn/A 5414-2025 tillsynsbegäran.docx
@@ -729,7 +729,7 @@
     <w:r>
       <w:tab/>
       <w:tab/>
-      <w:t>2025-05-14</w:t>
+      <w:t>2025-05-15</w:t>
       <w:br/>
       <w:br/>
     </w:r>

--- a/tillsyn/A 5414-2025 tillsynsbegäran.docx
+++ b/tillsyn/A 5414-2025 tillsynsbegäran.docx
@@ -729,7 +729,7 @@
     <w:r>
       <w:tab/>
       <w:tab/>
-      <w:t>2025-05-15</w:t>
+      <w:t>2025-05-16</w:t>
       <w:br/>
       <w:br/>
     </w:r>

--- a/tillsyn/A 5414-2025 tillsynsbegäran.docx
+++ b/tillsyn/A 5414-2025 tillsynsbegäran.docx
@@ -729,7 +729,7 @@
     <w:r>
       <w:tab/>
       <w:tab/>
-      <w:t>2025-05-16</w:t>
+      <w:t>2025-05-17</w:t>
       <w:br/>
       <w:br/>
     </w:r>

--- a/tillsyn/A 5414-2025 tillsynsbegäran.docx
+++ b/tillsyn/A 5414-2025 tillsynsbegäran.docx
@@ -729,7 +729,7 @@
     <w:r>
       <w:tab/>
       <w:tab/>
-      <w:t>2025-05-17</w:t>
+      <w:t>2025-05-18</w:t>
       <w:br/>
       <w:br/>
     </w:r>

--- a/tillsyn/A 5414-2025 tillsynsbegäran.docx
+++ b/tillsyn/A 5414-2025 tillsynsbegäran.docx
@@ -729,7 +729,7 @@
     <w:r>
       <w:tab/>
       <w:tab/>
-      <w:t>2025-05-18</w:t>
+      <w:t>2025-05-19</w:t>
       <w:br/>
       <w:br/>
     </w:r>

--- a/tillsyn/A 5414-2025 tillsynsbegäran.docx
+++ b/tillsyn/A 5414-2025 tillsynsbegäran.docx
@@ -729,7 +729,7 @@
     <w:r>
       <w:tab/>
       <w:tab/>
-      <w:t>2025-05-19</w:t>
+      <w:t>2025-05-20</w:t>
       <w:br/>
       <w:br/>
     </w:r>

--- a/tillsyn/A 5414-2025 tillsynsbegäran.docx
+++ b/tillsyn/A 5414-2025 tillsynsbegäran.docx
@@ -729,7 +729,7 @@
     <w:r>
       <w:tab/>
       <w:tab/>
-      <w:t>2025-05-20</w:t>
+      <w:t>2025-05-21</w:t>
       <w:br/>
       <w:br/>
     </w:r>

--- a/tillsyn/A 5414-2025 tillsynsbegäran.docx
+++ b/tillsyn/A 5414-2025 tillsynsbegäran.docx
@@ -729,7 +729,7 @@
     <w:r>
       <w:tab/>
       <w:tab/>
-      <w:t>2025-05-21</w:t>
+      <w:t>2025-05-22</w:t>
       <w:br/>
       <w:br/>
     </w:r>

--- a/tillsyn/A 5414-2025 tillsynsbegäran.docx
+++ b/tillsyn/A 5414-2025 tillsynsbegäran.docx
@@ -729,7 +729,7 @@
     <w:r>
       <w:tab/>
       <w:tab/>
-      <w:t>2025-05-22</w:t>
+      <w:t>2025-05-23</w:t>
       <w:br/>
       <w:br/>
     </w:r>

--- a/tillsyn/A 5414-2025 tillsynsbegäran.docx
+++ b/tillsyn/A 5414-2025 tillsynsbegäran.docx
@@ -729,7 +729,7 @@
     <w:r>
       <w:tab/>
       <w:tab/>
-      <w:t>2025-05-23</w:t>
+      <w:t>2025-05-24</w:t>
       <w:br/>
       <w:br/>
     </w:r>

--- a/tillsyn/A 5414-2025 tillsynsbegäran.docx
+++ b/tillsyn/A 5414-2025 tillsynsbegäran.docx
@@ -729,7 +729,7 @@
     <w:r>
       <w:tab/>
       <w:tab/>
-      <w:t>2025-05-24</w:t>
+      <w:t>2025-05-25</w:t>
       <w:br/>
       <w:br/>
     </w:r>

--- a/tillsyn/A 5414-2025 tillsynsbegäran.docx
+++ b/tillsyn/A 5414-2025 tillsynsbegäran.docx
@@ -729,7 +729,7 @@
     <w:r>
       <w:tab/>
       <w:tab/>
-      <w:t>2025-05-25</w:t>
+      <w:t>2025-05-26</w:t>
       <w:br/>
       <w:br/>
     </w:r>

--- a/tillsyn/A 5414-2025 tillsynsbegäran.docx
+++ b/tillsyn/A 5414-2025 tillsynsbegäran.docx
@@ -729,7 +729,7 @@
     <w:r>
       <w:tab/>
       <w:tab/>
-      <w:t>2025-05-26</w:t>
+      <w:t>2025-05-27</w:t>
       <w:br/>
       <w:br/>
     </w:r>

--- a/tillsyn/A 5414-2025 tillsynsbegäran.docx
+++ b/tillsyn/A 5414-2025 tillsynsbegäran.docx
@@ -147,7 +147,7 @@
         <w:t>Grön sköldmossa (§8)</w:t>
       </w:r>
       <w:r>
-        <w:t xml:space="preserve"> omfattas av EU:s art- och habitatdirektiv bilaga 2 vilket innebär att det är en prioriterad art och att det finns ett uttalat intresse inom Europeiska unionen att bevara arten. Grön sköldmossa kräver skog som har ett speciellt mikroklimat med hög och jämn luftfuktighet i kombination med rik tillgång på död ved (Nitare, 2019). I praktiken handlar det om åtminstone 50 meter med skyddande skog för att undvika uttorkning av marken (Hallingbäck, personligt meddelande 2022-02-24). Grön sköldmossa är en ansvarsart för Sverige då en särskilt stor andel av Europas population finns i landet. Mark- och miljööverdomstolen (MÖD) har i mål nr M 2019-20 (18 februari 2019) slagit fast att grön sköldmossa (§8) är dispenspliktig och att exemplar av arten inte får skadas utan dispens (MÖD, mål nr M 2019-20).</w:t>
+        <w:t xml:space="preserve"> omfattas av EU:s art- och habitatdirektiv bilaga 2 vilket innebär att det  finns ett uttalat intresse inom Europeiska unionen att bevara arten. Grön sköldmossa kräver skog som har ett speciellt mikroklimat med hög och jämn luftfuktighet i kombination med rik tillgång på död ved (Nitare, 2019). I praktiken handlar det om åtminstone 50 meter med skyddande skog för att undvika uttorkning av marken (Hallingbäck, personligt meddelande 2022-02-24). Grön sköldmossa är en ansvarsart för Sverige då en särskilt stor andel av Europas population finns i landet. Mark- och miljööverdomstolen (MÖD) har i mål nr M 2019-20 (18 februari 2019) slagit fast att grön sköldmossa (§8) är dispenspliktig och att exemplar av arten inte får skadas utan dispens (MÖD, mål nr M 2019-20).</w:t>
       </w:r>
     </w:p>
     <w:p>
@@ -221,7 +221,7 @@
     </w:p>
     <w:p>
       <w:r>
-        <w:t>Grön sköldmossa är upptagen i EU:s Habitatdirektiv bilaga 2 vilket innebär att det är en prioriterad art och att det finns ett uttalat intresse inom Europeiska unionen att bevara arten. Grön sköldmossa är en ansvarsart för Sverige då en särskilt stor andel av Europas population finns i landet. Förutom i östra Sverige har arten inga större sammanhängande utbredningar med gynnsam bevarandestatus söderut i Europa förrän i Montenegro. Det finns enbart liten förekomst med gynnsam regional bevarandestatus i södra Frankrike och södra Polen. Grön sköldmossa är typisk art för 9010 Taiga och 9750 Svämlövskog (Natura 2000) och omfattas även av Bernkonventionen bilaga 1.</w:t>
+        <w:t>Grön sköldmossa är upptagen i EU:s Habitatdirektiv bilaga 2 vilket innebär att det  finns ett uttalat intresse inom Europeiska unionen att bevara arten. Grön sköldmossa är en ansvarsart för Sverige då en särskilt stor andel av Europas population finns i landet. Förutom i östra Sverige har arten inga större sammanhängande utbredningar med gynnsam bevarandestatus söderut i Europa förrän i Montenegro. Det finns enbart liten förekomst med gynnsam regional bevarandestatus i södra Frankrike och södra Polen. Grön sköldmossa är typisk art för 9010 Taiga och 9750 Svämlövskog (Natura 2000) och omfattas även av Bernkonventionen bilaga 1.</w:t>
       </w:r>
     </w:p>
     <w:p>
@@ -729,7 +729,7 @@
     <w:r>
       <w:tab/>
       <w:tab/>
-      <w:t>2025-05-27</w:t>
+      <w:t>2025-05-30</w:t>
       <w:br/>
       <w:br/>
     </w:r>

--- a/tillsyn/A 5414-2025 tillsynsbegäran.docx
+++ b/tillsyn/A 5414-2025 tillsynsbegäran.docx
@@ -729,7 +729,7 @@
     <w:r>
       <w:tab/>
       <w:tab/>
-      <w:t>2025-05-30</w:t>
+      <w:t>2025-06-01</w:t>
       <w:br/>
       <w:br/>
     </w:r>

--- a/tillsyn/A 5414-2025 tillsynsbegäran.docx
+++ b/tillsyn/A 5414-2025 tillsynsbegäran.docx
@@ -729,7 +729,7 @@
     <w:r>
       <w:tab/>
       <w:tab/>
-      <w:t>2025-06-01</w:t>
+      <w:t>2025-06-02</w:t>
       <w:br/>
       <w:br/>
     </w:r>

--- a/tillsyn/A 5414-2025 tillsynsbegäran.docx
+++ b/tillsyn/A 5414-2025 tillsynsbegäran.docx
@@ -729,7 +729,7 @@
     <w:r>
       <w:tab/>
       <w:tab/>
-      <w:t>2025-06-02</w:t>
+      <w:t>2025-06-03</w:t>
       <w:br/>
       <w:br/>
     </w:r>

--- a/tillsyn/A 5414-2025 tillsynsbegäran.docx
+++ b/tillsyn/A 5414-2025 tillsynsbegäran.docx
@@ -729,7 +729,7 @@
     <w:r>
       <w:tab/>
       <w:tab/>
-      <w:t>2025-06-03</w:t>
+      <w:t>2025-06-04</w:t>
       <w:br/>
       <w:br/>
     </w:r>

--- a/tillsyn/A 5414-2025 tillsynsbegäran.docx
+++ b/tillsyn/A 5414-2025 tillsynsbegäran.docx
@@ -729,7 +729,7 @@
     <w:r>
       <w:tab/>
       <w:tab/>
-      <w:t>2025-06-04</w:t>
+      <w:t>2025-06-05</w:t>
       <w:br/>
       <w:br/>
     </w:r>

--- a/tillsyn/A 5414-2025 tillsynsbegäran.docx
+++ b/tillsyn/A 5414-2025 tillsynsbegäran.docx
@@ -729,7 +729,7 @@
     <w:r>
       <w:tab/>
       <w:tab/>
-      <w:t>2025-06-05</w:t>
+      <w:t>2025-06-13</w:t>
       <w:br/>
       <w:br/>
     </w:r>

--- a/tillsyn/A 5414-2025 tillsynsbegäran.docx
+++ b/tillsyn/A 5414-2025 tillsynsbegäran.docx
@@ -729,7 +729,7 @@
     <w:r>
       <w:tab/>
       <w:tab/>
-      <w:t>2025-06-13</w:t>
+      <w:t>2025-06-15</w:t>
       <w:br/>
       <w:br/>
     </w:r>

--- a/tillsyn/A 5414-2025 tillsynsbegäran.docx
+++ b/tillsyn/A 5414-2025 tillsynsbegäran.docx
@@ -729,7 +729,7 @@
     <w:r>
       <w:tab/>
       <w:tab/>
-      <w:t>2025-06-15</w:t>
+      <w:t>2025-06-16</w:t>
       <w:br/>
       <w:br/>
     </w:r>

--- a/tillsyn/A 5414-2025 tillsynsbegäran.docx
+++ b/tillsyn/A 5414-2025 tillsynsbegäran.docx
@@ -729,7 +729,7 @@
     <w:r>
       <w:tab/>
       <w:tab/>
-      <w:t>2025-06-16</w:t>
+      <w:t>2025-06-17</w:t>
       <w:br/>
       <w:br/>
     </w:r>

--- a/tillsyn/A 5414-2025 tillsynsbegäran.docx
+++ b/tillsyn/A 5414-2025 tillsynsbegäran.docx
@@ -729,7 +729,7 @@
     <w:r>
       <w:tab/>
       <w:tab/>
-      <w:t>2025-06-17</w:t>
+      <w:t>2025-06-18</w:t>
       <w:br/>
       <w:br/>
     </w:r>

--- a/tillsyn/A 5414-2025 tillsynsbegäran.docx
+++ b/tillsyn/A 5414-2025 tillsynsbegäran.docx
@@ -729,7 +729,7 @@
     <w:r>
       <w:tab/>
       <w:tab/>
-      <w:t>2025-06-18</w:t>
+      <w:t>2025-06-19</w:t>
       <w:br/>
       <w:br/>
     </w:r>

--- a/tillsyn/A 5414-2025 tillsynsbegäran.docx
+++ b/tillsyn/A 5414-2025 tillsynsbegäran.docx
@@ -729,7 +729,7 @@
     <w:r>
       <w:tab/>
       <w:tab/>
-      <w:t>2025-06-19</w:t>
+      <w:t>2025-06-20</w:t>
       <w:br/>
       <w:br/>
     </w:r>

--- a/tillsyn/A 5414-2025 tillsynsbegäran.docx
+++ b/tillsyn/A 5414-2025 tillsynsbegäran.docx
@@ -729,7 +729,7 @@
     <w:r>
       <w:tab/>
       <w:tab/>
-      <w:t>2025-06-20</w:t>
+      <w:t>2025-06-21</w:t>
       <w:br/>
       <w:br/>
     </w:r>

--- a/tillsyn/A 5414-2025 tillsynsbegäran.docx
+++ b/tillsyn/A 5414-2025 tillsynsbegäran.docx
@@ -729,7 +729,7 @@
     <w:r>
       <w:tab/>
       <w:tab/>
-      <w:t>2025-06-21</w:t>
+      <w:t>2025-06-22</w:t>
       <w:br/>
       <w:br/>
     </w:r>

--- a/tillsyn/A 5414-2025 tillsynsbegäran.docx
+++ b/tillsyn/A 5414-2025 tillsynsbegäran.docx
@@ -729,7 +729,7 @@
     <w:r>
       <w:tab/>
       <w:tab/>
-      <w:t>2025-06-22</w:t>
+      <w:t>2025-06-23</w:t>
       <w:br/>
       <w:br/>
     </w:r>

--- a/tillsyn/A 5414-2025 tillsynsbegäran.docx
+++ b/tillsyn/A 5414-2025 tillsynsbegäran.docx
@@ -729,7 +729,7 @@
     <w:r>
       <w:tab/>
       <w:tab/>
-      <w:t>2025-06-23</w:t>
+      <w:t>2025-06-24</w:t>
       <w:br/>
       <w:br/>
     </w:r>

--- a/tillsyn/A 5414-2025 tillsynsbegäran.docx
+++ b/tillsyn/A 5414-2025 tillsynsbegäran.docx
@@ -729,7 +729,7 @@
     <w:r>
       <w:tab/>
       <w:tab/>
-      <w:t>2025-06-24</w:t>
+      <w:t>2025-06-25</w:t>
       <w:br/>
       <w:br/>
     </w:r>

--- a/tillsyn/A 5414-2025 tillsynsbegäran.docx
+++ b/tillsyn/A 5414-2025 tillsynsbegäran.docx
@@ -729,7 +729,7 @@
     <w:r>
       <w:tab/>
       <w:tab/>
-      <w:t>2025-06-25</w:t>
+      <w:t>2025-06-26</w:t>
       <w:br/>
       <w:br/>
     </w:r>

--- a/tillsyn/A 5414-2025 tillsynsbegäran.docx
+++ b/tillsyn/A 5414-2025 tillsynsbegäran.docx
@@ -729,7 +729,7 @@
     <w:r>
       <w:tab/>
       <w:tab/>
-      <w:t>2025-06-26</w:t>
+      <w:t>2025-06-27</w:t>
       <w:br/>
       <w:br/>
     </w:r>

--- a/tillsyn/A 5414-2025 tillsynsbegäran.docx
+++ b/tillsyn/A 5414-2025 tillsynsbegäran.docx
@@ -729,7 +729,7 @@
     <w:r>
       <w:tab/>
       <w:tab/>
-      <w:t>2025-06-27</w:t>
+      <w:t>2025-06-28</w:t>
       <w:br/>
       <w:br/>
     </w:r>

--- a/tillsyn/A 5414-2025 tillsynsbegäran.docx
+++ b/tillsyn/A 5414-2025 tillsynsbegäran.docx
@@ -729,7 +729,7 @@
     <w:r>
       <w:tab/>
       <w:tab/>
-      <w:t>2025-06-28</w:t>
+      <w:t>2025-06-29</w:t>
       <w:br/>
       <w:br/>
     </w:r>

--- a/tillsyn/A 5414-2025 tillsynsbegäran.docx
+++ b/tillsyn/A 5414-2025 tillsynsbegäran.docx
@@ -729,7 +729,7 @@
     <w:r>
       <w:tab/>
       <w:tab/>
-      <w:t>2025-06-29</w:t>
+      <w:t>2025-06-30</w:t>
       <w:br/>
       <w:br/>
     </w:r>

--- a/tillsyn/A 5414-2025 tillsynsbegäran.docx
+++ b/tillsyn/A 5414-2025 tillsynsbegäran.docx
@@ -729,7 +729,7 @@
     <w:r>
       <w:tab/>
       <w:tab/>
-      <w:t>2025-06-30</w:t>
+      <w:t>2025-07-01</w:t>
       <w:br/>
       <w:br/>
     </w:r>

--- a/tillsyn/A 5414-2025 tillsynsbegäran.docx
+++ b/tillsyn/A 5414-2025 tillsynsbegäran.docx
@@ -729,7 +729,7 @@
     <w:r>
       <w:tab/>
       <w:tab/>
-      <w:t>2025-07-01</w:t>
+      <w:t>2025-07-02</w:t>
       <w:br/>
       <w:br/>
     </w:r>

--- a/tillsyn/A 5414-2025 tillsynsbegäran.docx
+++ b/tillsyn/A 5414-2025 tillsynsbegäran.docx
@@ -729,7 +729,7 @@
     <w:r>
       <w:tab/>
       <w:tab/>
-      <w:t>2025-07-02</w:t>
+      <w:t>2025-07-03</w:t>
       <w:br/>
       <w:br/>
     </w:r>

--- a/tillsyn/A 5414-2025 tillsynsbegäran.docx
+++ b/tillsyn/A 5414-2025 tillsynsbegäran.docx
@@ -729,7 +729,7 @@
     <w:r>
       <w:tab/>
       <w:tab/>
-      <w:t>2025-07-03</w:t>
+      <w:t>2025-07-04</w:t>
       <w:br/>
       <w:br/>
     </w:r>

--- a/tillsyn/A 5414-2025 tillsynsbegäran.docx
+++ b/tillsyn/A 5414-2025 tillsynsbegäran.docx
@@ -729,7 +729,7 @@
     <w:r>
       <w:tab/>
       <w:tab/>
-      <w:t>2025-07-04</w:t>
+      <w:t>2025-07-05</w:t>
       <w:br/>
       <w:br/>
     </w:r>

--- a/tillsyn/A 5414-2025 tillsynsbegäran.docx
+++ b/tillsyn/A 5414-2025 tillsynsbegäran.docx
@@ -729,7 +729,7 @@
     <w:r>
       <w:tab/>
       <w:tab/>
-      <w:t>2025-07-05</w:t>
+      <w:t>2025-07-06</w:t>
       <w:br/>
       <w:br/>
     </w:r>

--- a/tillsyn/A 5414-2025 tillsynsbegäran.docx
+++ b/tillsyn/A 5414-2025 tillsynsbegäran.docx
@@ -729,7 +729,7 @@
     <w:r>
       <w:tab/>
       <w:tab/>
-      <w:t>2025-07-06</w:t>
+      <w:t>2025-07-07</w:t>
       <w:br/>
       <w:br/>
     </w:r>

--- a/tillsyn/A 5414-2025 tillsynsbegäran.docx
+++ b/tillsyn/A 5414-2025 tillsynsbegäran.docx
@@ -729,7 +729,7 @@
     <w:r>
       <w:tab/>
       <w:tab/>
-      <w:t>2025-07-07</w:t>
+      <w:t>2025-07-08</w:t>
       <w:br/>
       <w:br/>
     </w:r>

--- a/tillsyn/A 5414-2025 tillsynsbegäran.docx
+++ b/tillsyn/A 5414-2025 tillsynsbegäran.docx
@@ -729,7 +729,7 @@
     <w:r>
       <w:tab/>
       <w:tab/>
-      <w:t>2025-07-08</w:t>
+      <w:t>2025-07-09</w:t>
       <w:br/>
       <w:br/>
     </w:r>

--- a/tillsyn/A 5414-2025 tillsynsbegäran.docx
+++ b/tillsyn/A 5414-2025 tillsynsbegäran.docx
@@ -729,7 +729,7 @@
     <w:r>
       <w:tab/>
       <w:tab/>
-      <w:t>2025-07-09</w:t>
+      <w:t>2025-07-11</w:t>
       <w:br/>
       <w:br/>
     </w:r>

--- a/tillsyn/A 5414-2025 tillsynsbegäran.docx
+++ b/tillsyn/A 5414-2025 tillsynsbegäran.docx
@@ -729,7 +729,7 @@
     <w:r>
       <w:tab/>
       <w:tab/>
-      <w:t>2025-07-11</w:t>
+      <w:t>2025-07-12</w:t>
       <w:br/>
       <w:br/>
     </w:r>

--- a/tillsyn/A 5414-2025 tillsynsbegäran.docx
+++ b/tillsyn/A 5414-2025 tillsynsbegäran.docx
@@ -729,7 +729,7 @@
     <w:r>
       <w:tab/>
       <w:tab/>
-      <w:t>2025-07-12</w:t>
+      <w:t>2025-07-13</w:t>
       <w:br/>
       <w:br/>
     </w:r>

--- a/tillsyn/A 5414-2025 tillsynsbegäran.docx
+++ b/tillsyn/A 5414-2025 tillsynsbegäran.docx
@@ -729,7 +729,7 @@
     <w:r>
       <w:tab/>
       <w:tab/>
-      <w:t>2025-07-13</w:t>
+      <w:t>2025-07-14</w:t>
       <w:br/>
       <w:br/>
     </w:r>

--- a/tillsyn/A 5414-2025 tillsynsbegäran.docx
+++ b/tillsyn/A 5414-2025 tillsynsbegäran.docx
@@ -729,7 +729,7 @@
     <w:r>
       <w:tab/>
       <w:tab/>
-      <w:t>2025-08-06</w:t>
+      <w:t>2025-08-09</w:t>
       <w:br/>
       <w:br/>
     </w:r>
